--- a/StAIlist.docx
+++ b/StAIlist.docx
@@ -6,301 +6,89 @@
       <w:pPr>
         <w:jc w:val="center"/>
       </w:pPr>
-      <w:proofErr w:type="spellStart"/>
-      <w:r>
-        <w:t>StAIlist</w:t>
-      </w:r>
-      <w:proofErr w:type="spellEnd"/>
-      <w:r>
-        <w:t xml:space="preserve"> – Alessandro Arellano e </w:t>
-      </w:r>
-      <w:proofErr w:type="spellStart"/>
-      <w:r>
-        <w:t>Tommso</w:t>
-      </w:r>
-      <w:proofErr w:type="spellEnd"/>
-      <w:r>
-        <w:t xml:space="preserve"> Dionisi</w:t>
-      </w:r>
-    </w:p>
-    <w:p>
-      <w:r>
-        <w:t>app/</w:t>
-      </w:r>
-    </w:p>
-    <w:p>
-      <w:r>
-        <w:t xml:space="preserve">Contiene tutto il </w:t>
-      </w:r>
-      <w:proofErr w:type="spellStart"/>
-      <w:r>
-        <w:t>backend</w:t>
-      </w:r>
-      <w:proofErr w:type="spellEnd"/>
-      <w:r>
-        <w:t xml:space="preserve"> sviluppato in </w:t>
-      </w:r>
-      <w:proofErr w:type="spellStart"/>
-      <w:r>
-        <w:t>FastAPI</w:t>
-      </w:r>
-      <w:proofErr w:type="spellEnd"/>
-      <w:r>
-        <w:t>. Al suo interno troviamo: controllers/, che definisce gli</w:t>
-      </w:r>
-    </w:p>
-    <w:p>
-      <w:r>
-        <w:t xml:space="preserve">endpoint API e la logica applicativa; models/, che contiene i modelli </w:t>
-      </w:r>
-      <w:proofErr w:type="spellStart"/>
-      <w:r>
-        <w:t>Pydantic</w:t>
-      </w:r>
-      <w:proofErr w:type="spellEnd"/>
-      <w:r>
-        <w:t xml:space="preserve"> per la validazione dei dati e i</w:t>
+      <w:r>
+        <w:t>StAIlist – Alessandro Arellano e Tomm</w:t>
+      </w:r>
+      <w:r>
+        <w:t>a</w:t>
+      </w:r>
+      <w:r>
+        <w:t>so Dionisi</w:t>
+      </w:r>
+    </w:p>
+    <w:p>
+      <w:r>
+        <w:t>App/</w:t>
+      </w:r>
+    </w:p>
+    <w:p>
+      <w:r>
+        <w:t>In generale, la struttura della cartella app/</w:t>
       </w:r>
       <w:r>
         <w:t xml:space="preserve"> </w:t>
       </w:r>
       <w:r>
-        <w:t xml:space="preserve">modelli </w:t>
-      </w:r>
-      <w:proofErr w:type="spellStart"/>
-      <w:r>
-        <w:t>SQLAlchemy</w:t>
-      </w:r>
-      <w:proofErr w:type="spellEnd"/>
-      <w:r>
-        <w:t xml:space="preserve"> per il database; middlewares/, che include eventuali middleware per </w:t>
-      </w:r>
-      <w:proofErr w:type="spellStart"/>
-      <w:r>
-        <w:t>logging</w:t>
-      </w:r>
-      <w:proofErr w:type="spellEnd"/>
-      <w:r>
-        <w:t>, CORS o</w:t>
+        <w:t>sembra seguire un pattern MVC (Model-View-Controller), dove:</w:t>
+      </w:r>
+    </w:p>
+    <w:p>
+      <w:r>
+        <w:t>app/configuration/: contiene le configurazioni dell'applicazione, come ad esempio le impostazioni del database (database.py) e le dipendenze del database (dependencies_database.py).</w:t>
       </w:r>
       <w:r>
         <w:t xml:space="preserve"> </w:t>
       </w:r>
-      <w:r>
-        <w:t xml:space="preserve">autenticazione JWT; </w:t>
-      </w:r>
-      <w:proofErr w:type="spellStart"/>
-      <w:r>
-        <w:t>configuration</w:t>
-      </w:r>
-      <w:proofErr w:type="spellEnd"/>
-      <w:r>
-        <w:t>/, che gestisce la configurazione dell'applicazione, come le impostazioni del</w:t>
-      </w:r>
-      <w:r>
-        <w:t xml:space="preserve"> </w:t>
-      </w:r>
-      <w:r>
-        <w:t>database o variabili d'ambiente.</w:t>
-      </w:r>
-    </w:p>
-    <w:p>
-      <w:proofErr w:type="spellStart"/>
-      <w:r>
-        <w:t>frontend</w:t>
-      </w:r>
-      <w:proofErr w:type="spellEnd"/>
-      <w:r>
-        <w:t>/</w:t>
-      </w:r>
-    </w:p>
-    <w:p>
-      <w:r>
-        <w:t xml:space="preserve">Contiene il codice sorgente del </w:t>
-      </w:r>
-      <w:proofErr w:type="spellStart"/>
-      <w:r>
-        <w:t>frontend</w:t>
-      </w:r>
-      <w:proofErr w:type="spellEnd"/>
-      <w:r>
-        <w:t xml:space="preserve"> realizzato in React. Al suo interno si trova la cartella </w:t>
-      </w:r>
-      <w:proofErr w:type="spellStart"/>
-      <w:r>
-        <w:t>src</w:t>
-      </w:r>
-      <w:proofErr w:type="spellEnd"/>
-      <w:r>
-        <w:t>/, che ospita</w:t>
-      </w:r>
-      <w:r>
-        <w:t xml:space="preserve"> </w:t>
-      </w:r>
-      <w:r>
-        <w:t xml:space="preserve">tutti i componenti grafici principali </w:t>
-      </w:r>
-      <w:proofErr w:type="spellStart"/>
-      <w:r>
-        <w:t>dellinterfaccia</w:t>
-      </w:r>
-      <w:proofErr w:type="spellEnd"/>
-      <w:r>
-        <w:t xml:space="preserve"> utente, suddivisi in file .</w:t>
-      </w:r>
-      <w:proofErr w:type="spellStart"/>
-      <w:r>
-        <w:t>js</w:t>
-      </w:r>
-      <w:proofErr w:type="spellEnd"/>
-      <w:r>
-        <w:t xml:space="preserve"> per la logica e .</w:t>
-      </w:r>
-      <w:proofErr w:type="spellStart"/>
-      <w:r>
-        <w:t>css</w:t>
-      </w:r>
-      <w:proofErr w:type="spellEnd"/>
-      <w:r>
-        <w:t xml:space="preserve"> per la parte</w:t>
-      </w:r>
-      <w:r>
-        <w:t xml:space="preserve"> </w:t>
-      </w:r>
-      <w:r>
-        <w:t xml:space="preserve">stilistica. Sono inoltre presenti una cartella </w:t>
-      </w:r>
-      <w:proofErr w:type="spellStart"/>
-      <w:r>
-        <w:t>components</w:t>
-      </w:r>
-      <w:proofErr w:type="spellEnd"/>
-      <w:r>
-        <w:t>/, dove si trovano gli elementi riutilizzabili come</w:t>
-      </w:r>
-      <w:r>
-        <w:t xml:space="preserve"> </w:t>
-      </w:r>
-      <w:proofErr w:type="spellStart"/>
-      <w:r>
-        <w:t>navbar</w:t>
-      </w:r>
-      <w:proofErr w:type="spellEnd"/>
-      <w:r>
-        <w:t xml:space="preserve">, card, modali, e una cartella </w:t>
-      </w:r>
-      <w:proofErr w:type="spellStart"/>
-      <w:r>
-        <w:t>mock</w:t>
-      </w:r>
-      <w:proofErr w:type="spellEnd"/>
-      <w:r>
-        <w:t>/ che raccoglie dati fittizi utilizzati per</w:t>
-      </w:r>
-      <w:r>
-        <w:t xml:space="preserve"> </w:t>
-      </w:r>
-      <w:r>
-        <w:t xml:space="preserve">simulare risposte dal </w:t>
-      </w:r>
-      <w:proofErr w:type="spellStart"/>
-      <w:r>
-        <w:t>backend</w:t>
-      </w:r>
-      <w:proofErr w:type="spellEnd"/>
-      <w:r>
-        <w:t xml:space="preserve"> </w:t>
-      </w:r>
-      <w:r>
-        <w:t xml:space="preserve">durante la fase di sviluppo. Una parte importante del </w:t>
-      </w:r>
-      <w:proofErr w:type="spellStart"/>
-      <w:r>
-        <w:t>frontend</w:t>
-      </w:r>
-      <w:proofErr w:type="spellEnd"/>
-      <w:r>
-        <w:t xml:space="preserve"> anche gestita attraverso </w:t>
-      </w:r>
-      <w:proofErr w:type="spellStart"/>
-      <w:r>
-        <w:t>redux</w:t>
-      </w:r>
-      <w:proofErr w:type="spellEnd"/>
-      <w:r>
-        <w:t>/, che contiene</w:t>
-      </w:r>
-      <w:r>
-        <w:t xml:space="preserve"> </w:t>
-      </w:r>
-      <w:r>
-        <w:t>gli slice per la gestione dello stato globale dell</w:t>
-      </w:r>
-      <w:r>
-        <w:t>’</w:t>
-      </w:r>
-      <w:r>
-        <w:t xml:space="preserve">applicazione, insieme allo store centrale. Nella root del </w:t>
-      </w:r>
-      <w:proofErr w:type="spellStart"/>
-      <w:r>
-        <w:t>frontend</w:t>
-      </w:r>
-      <w:proofErr w:type="spellEnd"/>
-      <w:r>
-        <w:t xml:space="preserve"> </w:t>
-      </w:r>
-      <w:r>
-        <w:t xml:space="preserve">sono presenti anche </w:t>
-      </w:r>
-      <w:proofErr w:type="spellStart"/>
-      <w:r>
-        <w:t>package.json</w:t>
-      </w:r>
-      <w:proofErr w:type="spellEnd"/>
-      <w:r>
-        <w:t xml:space="preserve"> e package-</w:t>
-      </w:r>
-      <w:proofErr w:type="spellStart"/>
-      <w:r>
-        <w:t>lock.json</w:t>
-      </w:r>
-      <w:proofErr w:type="spellEnd"/>
-      <w:r>
-        <w:t>, che specificano le dipendenze del progetto React e</w:t>
-      </w:r>
-      <w:r>
-        <w:t xml:space="preserve"> </w:t>
-      </w:r>
-      <w:r>
-        <w:t>permettono la corretta installazione e compilazione.</w:t>
-      </w:r>
-    </w:p>
-    <w:p>
-      <w:r>
-        <w:t>logs/</w:t>
-      </w:r>
-      <w:r>
-        <w:t xml:space="preserve"> </w:t>
-      </w:r>
-    </w:p>
-    <w:p>
-      <w:r>
-        <w:t xml:space="preserve">Contiene i file di log generati dal </w:t>
-      </w:r>
-      <w:proofErr w:type="spellStart"/>
-      <w:r>
-        <w:t>backend</w:t>
-      </w:r>
-      <w:proofErr w:type="spellEnd"/>
-      <w:r>
-        <w:t xml:space="preserve"> per il debugging e il monitoraggio. Esempi: app.log, app.log.1, ecc.</w:t>
-      </w:r>
-      <w:r>
-        <w:t xml:space="preserve"> </w:t>
-      </w:r>
-      <w:r>
-        <w:t>Ogni file rappresenta un archivio storico dei log generati dall'applicazione.</w:t>
+    </w:p>
+    <w:p>
+      <w:r>
+        <w:t>app/models/: contiene i modelli di dati dell'applicazione, definiti utilizzando SQLAlchemy. I modelli rappresentano le tabelle del database e le relazioni tra di esse.</w:t>
+      </w:r>
+    </w:p>
+    <w:p>
+      <w:r>
+        <w:t>app/routers/: contiene i router dell'applicazione, che gestiscono le richieste HTTP e le risposte. Ogni router è responsabile di una specifica sezione dell'applicazione, come ad esempio l'autenticazione (auth.py), gli utenti (users.py), i pagamenti (pagamenti.py), ecc.</w:t>
+      </w:r>
+    </w:p>
+    <w:p>
+      <w:r>
+        <w:t>app/services/: contiene le logiche di business dell'applicazione, come ad esempio l'autenticazione (auth.py) e i pagamenti (pagamenti_service.py).</w:t>
+      </w:r>
+    </w:p>
+    <w:p>
+      <w:r>
+        <w:t>app/ai/: contiene il codice dell'intelligenza artificiale dell'applicazione, come ad esempio il modello di chatbot (chat_logic.py).</w:t>
+      </w:r>
+    </w:p>
+    <w:p>
+      <w:r>
+        <w:t>app/main.py: è il file principale dell'applicazione, che crea e configura l'app FastAPI.</w:t>
+      </w:r>
+    </w:p>
+    <w:p>
+      <w:r>
+        <w:t>frontend/</w:t>
+      </w:r>
+    </w:p>
+    <w:p>
+      <w:r>
+        <w:t xml:space="preserve">Contiene il codice sorgente del frontend realizzato in React. Al suo interno si trova la cartella src/, che ospita tutti i componenti grafici principali </w:t>
+      </w:r>
+      <w:r>
+        <w:t>dell’interfaccia</w:t>
+      </w:r>
+      <w:r>
+        <w:t xml:space="preserve"> utente, suddivisi in file .js per la logica e .css per la parte stilistica. Sono inoltre presenti una cartella components/, dove si trovano gli elementi riutilizzabili come navbar, card, modali, e una cartella mock/ che raccoglie dati fittizi utilizzati per simulare risposte dal backend durante la fase di sviluppo. Una parte importante del frontend anche gestita attraverso redux/, che contiene gli slice per la gestione dello stato globale dell’applicazione, insieme allo store centrale. Nella root del frontend sono presenti anche package.json e package-lock.json, che specificano le dipendenze del progetto React e permettono la corretta installazione e compilazione.</w:t>
+      </w:r>
+    </w:p>
+    <w:p>
+      <w:r>
+        <w:t xml:space="preserve">logs/ </w:t>
+      </w:r>
+    </w:p>
+    <w:p>
+      <w:r>
+        <w:t>Contiene i file di log generati dal backend per il debugging e il monitoraggio. Esempi: app.log, app.log.1, ecc. Ogni file rappresenta un archivio storico dei log generati dall'applicazione.</w:t>
       </w:r>
     </w:p>
     <w:p>
@@ -310,50 +98,17 @@
     </w:p>
     <w:p>
       <w:r>
-        <w:t>Contiene strumenti e script ausiliari per il progetto. Ad esempio, clean_pycache.py uno script utile a</w:t>
-      </w:r>
-      <w:r>
-        <w:t xml:space="preserve"> </w:t>
-      </w:r>
-      <w:r>
-        <w:t>rimuovere i file temporanei _</w:t>
-      </w:r>
-      <w:proofErr w:type="spellStart"/>
-      <w:r>
-        <w:t>pycache</w:t>
-      </w:r>
-      <w:proofErr w:type="spellEnd"/>
-      <w:r>
-        <w:t>_ dalle directory Python.</w:t>
-      </w:r>
-    </w:p>
-    <w:p>
-      <w:r>
-        <w:t>.</w:t>
-      </w:r>
-      <w:proofErr w:type="spellStart"/>
-      <w:r>
-        <w:t>gitignore</w:t>
-      </w:r>
-      <w:proofErr w:type="spellEnd"/>
-    </w:p>
-    <w:p>
-      <w:r>
-        <w:t xml:space="preserve">Specifica quali file o directory devono essere ignorati da </w:t>
-      </w:r>
-      <w:proofErr w:type="spellStart"/>
-      <w:r>
-        <w:t>Git</w:t>
-      </w:r>
-      <w:proofErr w:type="spellEnd"/>
-      <w:r>
-        <w:t>. Tipicamente contiene riferimenti a cartelle</w:t>
-      </w:r>
-      <w:r>
-        <w:t xml:space="preserve"> </w:t>
-      </w:r>
-      <w:r>
-        <w:t>temporanee, file di log, ambienti virtuali, ecc.</w:t>
+        <w:t>Contiene strumenti e script ausiliari per il progetto. Ad esempio, clean_pycache.py uno script utile a rimuovere i file temporanei _pycache_ dalle directory Python.</w:t>
+      </w:r>
+    </w:p>
+    <w:p>
+      <w:r>
+        <w:t>.gitignore</w:t>
+      </w:r>
+    </w:p>
+    <w:p>
+      <w:r>
+        <w:t>Specifica quali file o directory devono essere ignorati da Git. Tipicamente contiene riferimenti a cartelle temporanee, file di log, ambienti virtuali, ecc.</w:t>
       </w:r>
     </w:p>
     <w:p>
@@ -363,27 +118,12 @@
     </w:p>
     <w:p>
       <w:r>
-        <w:t xml:space="preserve">Elenco delle dipendenze Python per eseguire il </w:t>
-      </w:r>
-      <w:proofErr w:type="spellStart"/>
-      <w:r>
-        <w:t>backend</w:t>
-      </w:r>
-      <w:proofErr w:type="spellEnd"/>
-      <w:r>
-        <w:t xml:space="preserve">. utilizzato da </w:t>
-      </w:r>
-      <w:proofErr w:type="spellStart"/>
-      <w:r>
-        <w:t>pip</w:t>
-      </w:r>
-      <w:proofErr w:type="spellEnd"/>
-      <w:r>
-        <w:t xml:space="preserve"> per installare automaticamente le</w:t>
-      </w:r>
-    </w:p>
-    <w:p>
-      <w:r>
+        <w:t>Elenco delle dipendenze Python per eseguire il backend. utilizzato da pip per installare automaticamente le</w:t>
+      </w:r>
+    </w:p>
+    <w:p>
+      <w:r>
+        <w:lastRenderedPageBreak/>
         <w:t>librerie necessarie al progetto.</w:t>
       </w:r>
     </w:p>
@@ -396,11 +136,9 @@
       <w:r>
         <w:t xml:space="preserve">File aggiuntivo per le dipendenze legate a </w:t>
       </w:r>
-      <w:proofErr w:type="spellStart"/>
-      <w:r>
-        <w:t>funzionalit</w:t>
-      </w:r>
-      <w:proofErr w:type="spellEnd"/>
+      <w:r>
+        <w:t>funzionalità</w:t>
+      </w:r>
       <w:r>
         <w:t xml:space="preserve"> di intelligenza artificiale, come moduli NLP o LLM.</w:t>
       </w:r>
@@ -412,38 +150,19 @@
     </w:p>
     <w:p>
       <w:r>
-        <w:t xml:space="preserve">File di documentazione pensato per GitHub. Spiega le </w:t>
-      </w:r>
-      <w:r>
-        <w:t>finalità</w:t>
-      </w:r>
-      <w:r>
-        <w:t xml:space="preserve"> del progetto, come installarlo ed eseguirlo, e le</w:t>
-      </w:r>
-      <w:r>
-        <w:t xml:space="preserve"> </w:t>
-      </w:r>
-      <w:r>
-        <w:t>tecnologie usate.</w:t>
+        <w:t>File di documentazione pensato per GitHub. Spiega le finalità del progetto, come installarlo ed eseguirlo, e le tecnologie usate.</w:t>
       </w:r>
     </w:p>
     <w:p/>
     <w:p/>
     <w:p>
       <w:r>
-        <w:lastRenderedPageBreak/>
         <w:t>README.txt</w:t>
       </w:r>
     </w:p>
     <w:p>
       <w:r>
-        <w:t>Versione alternativa o semplificata del README, pensata per lettura rapida offline o per i revisori del</w:t>
-      </w:r>
-      <w:r>
-        <w:t xml:space="preserve"> </w:t>
-      </w:r>
-      <w:r>
-        <w:t>progetto</w:t>
+        <w:t>Versione alternativa o semplificata del README, pensata per lettura rapida offline o per i revisori del progetto</w:t>
       </w:r>
     </w:p>
     <w:sectPr>
@@ -1059,7 +778,6 @@
   <w:style w:type="character" w:default="1" w:styleId="Carpredefinitoparagrafo">
     <w:name w:val="Default Paragraph Font"/>
     <w:uiPriority w:val="1"/>
-    <w:semiHidden/>
     <w:unhideWhenUsed/>
   </w:style>
   <w:style w:type="table" w:default="1" w:styleId="Tabellanormale">

--- a/StAIlist.docx
+++ b/StAIlist.docx
@@ -3,166 +3,508 @@
 <w:document xmlns:wpc="http://schemas.microsoft.com/office/word/2010/wordprocessingCanvas" xmlns:cx="http://schemas.microsoft.com/office/drawing/2014/chartex" xmlns:cx1="http://schemas.microsoft.com/office/drawing/2015/9/8/chartex" xmlns:cx2="http://schemas.microsoft.com/office/drawing/2015/10/21/chartex" xmlns:cx3="http://schemas.microsoft.com/office/drawing/2016/5/9/chartex" xmlns:cx4="http://schemas.microsoft.com/office/drawing/2016/5/10/chartex" xmlns:cx5="http://schemas.microsoft.com/office/drawing/2016/5/11/chartex" xmlns:cx6="http://schemas.microsoft.com/office/drawing/2016/5/12/chartex" xmlns:cx7="http://schemas.microsoft.com/office/drawing/2016/5/13/chartex" xmlns:cx8="http://schemas.microsoft.com/office/drawing/2016/5/14/chartex" xmlns:mc="http://schemas.openxmlformats.org/markup-compatibility/2006" xmlns:aink="http://schemas.microsoft.com/office/drawing/2016/ink" xmlns:am3d="http://schemas.microsoft.com/office/drawing/2017/model3d" xmlns:o="urn:schemas-microsoft-com:office:office" xmlns:oel="http://schemas.microsoft.com/office/2019/extlst" xmlns:r="http://schemas.openxmlformats.org/officeDocument/2006/relationships" xmlns:m="http://schemas.openxmlformats.org/officeDocument/2006/math" xmlns:v="urn:schemas-microsoft-com:vml" xmlns:wp14="http://schemas.microsoft.com/office/word/2010/wordprocessingDrawing" xmlns:wp="http://schemas.openxmlformats.org/drawingml/2006/wordprocessingDrawing" xmlns:w10="urn:schemas-microsoft-com:office:word" xmlns:w="http://schemas.openxmlformats.org/wordprocessingml/2006/main" xmlns:w14="http://schemas.microsoft.com/office/word/2010/wordml" xmlns:w15="http://schemas.microsoft.com/office/word/2012/wordml" xmlns:w16cex="http://schemas.microsoft.com/office/word/2018/wordml/cex" xmlns:w16cid="http://schemas.microsoft.com/office/word/2016/wordml/cid" xmlns:w16="http://schemas.microsoft.com/office/word/2018/wordml" xmlns:w16du="http://schemas.microsoft.com/office/word/2023/wordml/word16du" xmlns:w16sdtdh="http://schemas.microsoft.com/office/word/2020/wordml/sdtdatahash" xmlns:w16sdtfl="http://schemas.microsoft.com/office/word/2024/wordml/sdtformatlock" xmlns:w16se="http://schemas.microsoft.com/office/word/2015/wordml/symex" xmlns:wpg="http://schemas.microsoft.com/office/word/2010/wordprocessingGroup" xmlns:wpi="http://schemas.microsoft.com/office/word/2010/wordprocessingInk" xmlns:wne="http://schemas.microsoft.com/office/word/2006/wordml" xmlns:wps="http://schemas.microsoft.com/office/word/2010/wordprocessingShape" mc:Ignorable="w14 w15 w16se w16cid w16 w16cex w16sdtdh w16sdtfl w16du wp14">
   <w:body>
     <w:p>
-      <w:pPr>
-        <w:jc w:val="center"/>
-      </w:pPr>
-      <w:r>
-        <w:t>StAIlist – Alessandro Arellano e Tomm</w:t>
-      </w:r>
-      <w:r>
-        <w:t>a</w:t>
-      </w:r>
-      <w:r>
-        <w:t>so Dionisi</w:t>
+      <w:proofErr w:type="spellStart"/>
+      <w:r>
+        <w:rPr>
+          <w:b/>
+          <w:bCs/>
+        </w:rPr>
+        <w:t>StAIlist</w:t>
+      </w:r>
+      <w:proofErr w:type="spellEnd"/>
+      <w:r>
+        <w:t xml:space="preserve"> – Alessandro Arellano e Tommaso Dionisi</w:t>
       </w:r>
     </w:p>
     <w:p>
       <w:r>
-        <w:t>App/</w:t>
+        <w:t xml:space="preserve">Il progetto </w:t>
+      </w:r>
+      <w:proofErr w:type="spellStart"/>
+      <w:r>
+        <w:t>StAIlist</w:t>
+      </w:r>
+      <w:proofErr w:type="spellEnd"/>
+      <w:r>
+        <w:t xml:space="preserve"> è strutturato secondo un’architettura chiara e modulare, che riflette una divisione ordinata tra </w:t>
+      </w:r>
+      <w:proofErr w:type="spellStart"/>
+      <w:r>
+        <w:t>backend</w:t>
+      </w:r>
+      <w:proofErr w:type="spellEnd"/>
+      <w:r>
+        <w:t xml:space="preserve"> e </w:t>
+      </w:r>
+      <w:proofErr w:type="spellStart"/>
+      <w:r>
+        <w:t>frontend</w:t>
+      </w:r>
+      <w:proofErr w:type="spellEnd"/>
+      <w:r>
+        <w:t>, facilitando sia lo sviluppo che la manutenzione del codice.</w:t>
       </w:r>
     </w:p>
     <w:p>
-      <w:r>
-        <w:t>In generale, la struttura della cartella app/</w:t>
-      </w:r>
-      <w:r>
-        <w:t xml:space="preserve"> </w:t>
-      </w:r>
-      <w:r>
-        <w:t>sembra seguire un pattern MVC (Model-View-Controller), dove:</w:t>
+      <w:proofErr w:type="spellStart"/>
+      <w:r>
+        <w:t>Backend</w:t>
+      </w:r>
+      <w:proofErr w:type="spellEnd"/>
+      <w:r>
+        <w:t xml:space="preserve"> – Cartella app/</w:t>
       </w:r>
     </w:p>
     <w:p>
       <w:r>
-        <w:t>app/configuration/: contiene le configurazioni dell'applicazione, come ad esempio le impostazioni del database (database.py) e le dipendenze del database (dependencies_database.py).</w:t>
-      </w:r>
-      <w:r>
-        <w:t xml:space="preserve"> </w:t>
+        <w:t xml:space="preserve">L’intera struttura del </w:t>
+      </w:r>
+      <w:proofErr w:type="spellStart"/>
+      <w:r>
+        <w:t>backend</w:t>
+      </w:r>
+      <w:proofErr w:type="spellEnd"/>
+      <w:r>
+        <w:t xml:space="preserve"> si ispira al paradigma MVC (Model-</w:t>
+      </w:r>
+      <w:proofErr w:type="spellStart"/>
+      <w:r>
+        <w:t>View</w:t>
+      </w:r>
+      <w:proofErr w:type="spellEnd"/>
+      <w:r>
+        <w:t>-Controller).</w:t>
       </w:r>
     </w:p>
     <w:p>
       <w:r>
-        <w:t>app/models/: contiene i modelli di dati dell'applicazione, definiti utilizzando SQLAlchemy. I modelli rappresentano le tabelle del database e le relazioni tra di esse.</w:t>
+        <w:t>All’interno della cartella app/ troviamo:</w:t>
       </w:r>
     </w:p>
     <w:p>
-      <w:r>
-        <w:t>app/routers/: contiene i router dell'applicazione, che gestiscono le richieste HTTP e le risposte. Ogni router è responsabile di una specifica sezione dell'applicazione, come ad esempio l'autenticazione (auth.py), gli utenti (users.py), i pagamenti (pagamenti.py), ecc.</w:t>
+      <w:proofErr w:type="spellStart"/>
+      <w:r>
+        <w:rPr>
+          <w:b/>
+          <w:bCs/>
+        </w:rPr>
+        <w:t>configuration</w:t>
+      </w:r>
+      <w:proofErr w:type="spellEnd"/>
+      <w:r>
+        <w:t>/: raccoglie le configurazioni principali dell’applicazione, come le impostazioni per la connessione al database (database.py) e le dipendenze necessarie per la gestione delle sessioni (dependencies_database.py).</w:t>
+      </w:r>
+      <w:r>
+        <w:t xml:space="preserve"> </w:t>
+      </w:r>
+      <w:r>
+        <w:rPr>
+          <w:b/>
+          <w:bCs/>
+        </w:rPr>
+        <w:t>models</w:t>
+      </w:r>
+      <w:r>
+        <w:t xml:space="preserve">/: contiene i modelli </w:t>
+      </w:r>
+      <w:proofErr w:type="spellStart"/>
+      <w:r>
+        <w:t>SQLAlchemy</w:t>
+      </w:r>
+      <w:proofErr w:type="spellEnd"/>
+      <w:r>
+        <w:t xml:space="preserve"> che rappresentano le entità del database e le relative relazioni. Ogni classe corrisponde a una tabella del database.</w:t>
+      </w:r>
+      <w:r>
+        <w:t xml:space="preserve"> </w:t>
+      </w:r>
+      <w:r>
+        <w:rPr>
+          <w:b/>
+          <w:bCs/>
+        </w:rPr>
+        <w:t>routers</w:t>
+      </w:r>
+      <w:r>
+        <w:t xml:space="preserve">/: include tutti i router </w:t>
+      </w:r>
+      <w:proofErr w:type="spellStart"/>
+      <w:r>
+        <w:t>FastAPI</w:t>
+      </w:r>
+      <w:proofErr w:type="spellEnd"/>
+      <w:r>
+        <w:t>, ciascuno responsabile di una sezione dell’applicazione, come l’autenticazione (auth.py), la gestione utenti (users.py), i pagamenti (pagamenti.py) e così via. Questi file definiscono gli endpoint e orchestrano le risposte alle richieste HTTP.</w:t>
+      </w:r>
+      <w:r>
+        <w:t xml:space="preserve"> </w:t>
+      </w:r>
+      <w:r>
+        <w:rPr>
+          <w:b/>
+          <w:bCs/>
+        </w:rPr>
+        <w:t>services</w:t>
+      </w:r>
+      <w:r>
+        <w:t>/: implementa la logica applicativa e di business, separando il codice legato alle regole operative (es. autenticazione, transazioni) dai router. È qui che risiedono ad esempio auth.py e pagamenti_service.py.</w:t>
+      </w:r>
+      <w:r>
+        <w:t xml:space="preserve"> </w:t>
+      </w:r>
+      <w:r>
+        <w:rPr>
+          <w:b/>
+          <w:bCs/>
+        </w:rPr>
+        <w:t>ai</w:t>
+      </w:r>
+      <w:r>
+        <w:t>/: raccoglie il codice relativo all’intelligenza artificiale integrata nel progetto, come ad esempio chat_logic.py, che gestisce il comportamento del chatbot.</w:t>
+      </w:r>
+      <w:r>
+        <w:t xml:space="preserve"> </w:t>
+      </w:r>
+      <w:r>
+        <w:rPr>
+          <w:b/>
+          <w:bCs/>
+        </w:rPr>
+        <w:t>main</w:t>
+      </w:r>
+      <w:r>
+        <w:t>.</w:t>
+      </w:r>
+      <w:r>
+        <w:rPr>
+          <w:b/>
+          <w:bCs/>
+        </w:rPr>
+        <w:t>py</w:t>
+      </w:r>
+      <w:r>
+        <w:t xml:space="preserve">: rappresenta il punto di ingresso dell’applicazione </w:t>
+      </w:r>
+      <w:proofErr w:type="spellStart"/>
+      <w:r>
+        <w:t>backend</w:t>
+      </w:r>
+      <w:proofErr w:type="spellEnd"/>
+      <w:r>
+        <w:t xml:space="preserve">. Qui viene istanziata l’app </w:t>
+      </w:r>
+      <w:proofErr w:type="spellStart"/>
+      <w:r>
+        <w:t>FastAPI</w:t>
+      </w:r>
+      <w:proofErr w:type="spellEnd"/>
+      <w:r>
+        <w:t>, configurata e avviata.</w:t>
+      </w:r>
+    </w:p>
+    <w:p/>
+    <w:p>
+      <w:proofErr w:type="spellStart"/>
+      <w:r>
+        <w:t>Frontend</w:t>
+      </w:r>
+      <w:proofErr w:type="spellEnd"/>
+      <w:r>
+        <w:t xml:space="preserve"> – Cartella </w:t>
+      </w:r>
+      <w:proofErr w:type="spellStart"/>
+      <w:r>
+        <w:t>frontend</w:t>
+      </w:r>
+      <w:proofErr w:type="spellEnd"/>
+      <w:r>
+        <w:t>/</w:t>
       </w:r>
     </w:p>
     <w:p>
       <w:r>
-        <w:t>app/services/: contiene le logiche di business dell'applicazione, come ad esempio l'autenticazione (auth.py) e i pagamenti (pagamenti_service.py).</w:t>
+        <w:t xml:space="preserve">Il </w:t>
+      </w:r>
+      <w:proofErr w:type="spellStart"/>
+      <w:r>
+        <w:t>frontend</w:t>
+      </w:r>
+      <w:proofErr w:type="spellEnd"/>
+      <w:r>
+        <w:t xml:space="preserve"> è stato realizzato in React e si trova nella cartella </w:t>
+      </w:r>
+      <w:proofErr w:type="spellStart"/>
+      <w:r>
+        <w:t>frontend</w:t>
+      </w:r>
+      <w:proofErr w:type="spellEnd"/>
+      <w:r>
+        <w:t>/.</w:t>
       </w:r>
     </w:p>
     <w:p>
       <w:r>
-        <w:t>app/ai/: contiene il codice dell'intelligenza artificiale dell'applicazione, come ad esempio il modello di chatbot (chat_logic.py).</w:t>
+        <w:t>La struttura include:</w:t>
       </w:r>
     </w:p>
     <w:p>
-      <w:r>
-        <w:t>app/main.py: è il file principale dell'applicazione, che crea e configura l'app FastAPI.</w:t>
+      <w:proofErr w:type="spellStart"/>
+      <w:r>
+        <w:rPr>
+          <w:b/>
+          <w:bCs/>
+        </w:rPr>
+        <w:t>src</w:t>
+      </w:r>
+      <w:proofErr w:type="spellEnd"/>
+      <w:r>
+        <w:t>/: contiene il cuore dell’interfaccia utente, con i componenti React e i relativi file .</w:t>
+      </w:r>
+      <w:proofErr w:type="spellStart"/>
+      <w:r>
+        <w:t>js</w:t>
+      </w:r>
+      <w:proofErr w:type="spellEnd"/>
+      <w:r>
+        <w:t xml:space="preserve"> e .</w:t>
+      </w:r>
+      <w:proofErr w:type="spellStart"/>
+      <w:r>
+        <w:t>css</w:t>
+      </w:r>
+      <w:proofErr w:type="spellEnd"/>
+      <w:r>
+        <w:t>.</w:t>
+      </w:r>
+      <w:r>
+        <w:t xml:space="preserve"> </w:t>
+      </w:r>
+      <w:proofErr w:type="spellStart"/>
+      <w:r>
+        <w:rPr>
+          <w:b/>
+          <w:bCs/>
+        </w:rPr>
+        <w:t>components</w:t>
+      </w:r>
+      <w:proofErr w:type="spellEnd"/>
+      <w:r>
+        <w:t xml:space="preserve">/: raccoglie elementi riutilizzabili, come la </w:t>
+      </w:r>
+      <w:proofErr w:type="spellStart"/>
+      <w:r>
+        <w:t>navbar</w:t>
+      </w:r>
+      <w:proofErr w:type="spellEnd"/>
+      <w:r>
+        <w:t>, le card, le modali e altri componenti grafici modulari.</w:t>
+      </w:r>
+      <w:r>
+        <w:t xml:space="preserve"> </w:t>
+      </w:r>
+      <w:proofErr w:type="spellStart"/>
+      <w:r>
+        <w:rPr>
+          <w:b/>
+          <w:bCs/>
+        </w:rPr>
+        <w:t>mock</w:t>
+      </w:r>
+      <w:proofErr w:type="spellEnd"/>
+      <w:r>
+        <w:t xml:space="preserve">/: utile per la fase di sviluppo, contiene dati simulati da utilizzare in assenza di un </w:t>
+      </w:r>
+      <w:proofErr w:type="spellStart"/>
+      <w:r>
+        <w:t>backend</w:t>
+      </w:r>
+      <w:proofErr w:type="spellEnd"/>
+      <w:r>
+        <w:t xml:space="preserve"> attivo.</w:t>
+      </w:r>
+      <w:r>
+        <w:t xml:space="preserve"> </w:t>
+      </w:r>
+      <w:proofErr w:type="spellStart"/>
+      <w:r>
+        <w:rPr>
+          <w:b/>
+          <w:bCs/>
+        </w:rPr>
+        <w:t>redux</w:t>
+      </w:r>
+      <w:proofErr w:type="spellEnd"/>
+      <w:r>
+        <w:t>/: gestisce lo stato globale dell'app tramite slice e uno store centrale, garantendo una comunicazione coerente tra i vari componenti dell'interfaccia.</w:t>
       </w:r>
     </w:p>
     <w:p>
       <w:r>
-        <w:t>frontend/</w:t>
+        <w:t xml:space="preserve">Nella root del </w:t>
+      </w:r>
+      <w:proofErr w:type="spellStart"/>
+      <w:r>
+        <w:t>frontend</w:t>
+      </w:r>
+      <w:proofErr w:type="spellEnd"/>
+      <w:r>
+        <w:t xml:space="preserve"> sono inoltre presenti i file </w:t>
+      </w:r>
+      <w:proofErr w:type="spellStart"/>
+      <w:r>
+        <w:t>package.json</w:t>
+      </w:r>
+      <w:proofErr w:type="spellEnd"/>
+      <w:r>
+        <w:t xml:space="preserve"> e package-</w:t>
+      </w:r>
+      <w:proofErr w:type="spellStart"/>
+      <w:r>
+        <w:t>lock.json</w:t>
+      </w:r>
+      <w:proofErr w:type="spellEnd"/>
+      <w:r>
+        <w:t>, essenziali per la gestione delle dipendenze e degli script di build.</w:t>
       </w:r>
     </w:p>
     <w:p>
       <w:r>
-        <w:t xml:space="preserve">Contiene il codice sorgente del frontend realizzato in React. Al suo interno si trova la cartella src/, che ospita tutti i componenti grafici principali </w:t>
-      </w:r>
-      <w:r>
-        <w:t>dell’interfaccia</w:t>
-      </w:r>
-      <w:r>
-        <w:t xml:space="preserve"> utente, suddivisi in file .js per la logica e .css per la parte stilistica. Sono inoltre presenti una cartella components/, dove si trovano gli elementi riutilizzabili come navbar, card, modali, e una cartella mock/ che raccoglie dati fittizi utilizzati per simulare risposte dal backend durante la fase di sviluppo. Una parte importante del frontend anche gestita attraverso redux/, che contiene gli slice per la gestione dello stato globale dell’applicazione, insieme allo store centrale. Nella root del frontend sono presenti anche package.json e package-lock.json, che specificano le dipendenze del progetto React e permettono la corretta installazione e compilazione.</w:t>
+        <w:t>Altre cartelle e file</w:t>
       </w:r>
     </w:p>
     <w:p>
       <w:r>
-        <w:t xml:space="preserve">logs/ </w:t>
-      </w:r>
-    </w:p>
-    <w:p>
-      <w:r>
-        <w:t>Contiene i file di log generati dal backend per il debugging e il monitoraggio. Esempi: app.log, app.log.1, ecc. Ogni file rappresenta un archivio storico dei log generati dall'applicazione.</w:t>
-      </w:r>
-    </w:p>
-    <w:p>
-      <w:r>
-        <w:t>tools/</w:t>
-      </w:r>
-    </w:p>
-    <w:p>
-      <w:r>
-        <w:t>Contiene strumenti e script ausiliari per il progetto. Ad esempio, clean_pycache.py uno script utile a rimuovere i file temporanei _pycache_ dalle directory Python.</w:t>
-      </w:r>
-    </w:p>
-    <w:p>
-      <w:r>
-        <w:t>.gitignore</w:t>
-      </w:r>
-    </w:p>
-    <w:p>
-      <w:r>
-        <w:t>Specifica quali file o directory devono essere ignorati da Git. Tipicamente contiene riferimenti a cartelle temporanee, file di log, ambienti virtuali, ecc.</w:t>
-      </w:r>
-    </w:p>
-    <w:p>
-      <w:r>
+        <w:rPr>
+          <w:b/>
+          <w:bCs/>
+        </w:rPr>
+        <w:t>logs</w:t>
+      </w:r>
+      <w:r>
+        <w:t>/: raccoglie i file di log generati dall’applicazione, fondamentali per il debugging e l’analisi dei malfunzionamenti. Ogni file (app.log, app.log.1, ecc.) costituisce uno storico utile a monitorare il comportamento del sistema.</w:t>
+      </w:r>
+      <w:r>
+        <w:t xml:space="preserve"> </w:t>
+      </w:r>
+      <w:r>
+        <w:rPr>
+          <w:b/>
+          <w:bCs/>
+        </w:rPr>
+        <w:t>tools</w:t>
+      </w:r>
+      <w:r>
+        <w:t>/: contiene script ausiliari, come clean_pycache.py, utile per la pulizia automatica dei file temporanei generati da Python (_</w:t>
+      </w:r>
+      <w:proofErr w:type="spellStart"/>
+      <w:r>
+        <w:t>pycache</w:t>
+      </w:r>
+      <w:proofErr w:type="spellEnd"/>
+      <w:r>
+        <w:t>_).</w:t>
+      </w:r>
+      <w:r>
+        <w:t xml:space="preserve"> </w:t>
+      </w:r>
+      <w:r>
+        <w:t>.</w:t>
+      </w:r>
+      <w:proofErr w:type="spellStart"/>
+      <w:r>
+        <w:rPr>
+          <w:b/>
+          <w:bCs/>
+        </w:rPr>
+        <w:t>gitignore</w:t>
+      </w:r>
+      <w:proofErr w:type="spellEnd"/>
+      <w:r>
+        <w:t xml:space="preserve">: file di configurazione per </w:t>
+      </w:r>
+      <w:proofErr w:type="spellStart"/>
+      <w:r>
+        <w:t>Git</w:t>
+      </w:r>
+      <w:proofErr w:type="spellEnd"/>
+      <w:r>
+        <w:t xml:space="preserve">, che specifica quali file o directory devono essere esclusi dal </w:t>
+      </w:r>
+      <w:proofErr w:type="spellStart"/>
+      <w:r>
+        <w:t>versionamento</w:t>
+      </w:r>
+      <w:proofErr w:type="spellEnd"/>
+      <w:r>
+        <w:t xml:space="preserve"> (es. file temporanei, log, ambienti virtuali...).</w:t>
+      </w:r>
+      <w:r>
+        <w:t xml:space="preserve"> </w:t>
+      </w:r>
+      <w:r>
+        <w:rPr>
+          <w:b/>
+          <w:bCs/>
+        </w:rPr>
         <w:t>requirements.txt</w:t>
       </w:r>
-    </w:p>
-    <w:p>
-      <w:r>
-        <w:t>Elenco delle dipendenze Python per eseguire il backend. utilizzato da pip per installare automaticamente le</w:t>
-      </w:r>
-    </w:p>
-    <w:p>
-      <w:r>
-        <w:lastRenderedPageBreak/>
-        <w:t>librerie necessarie al progetto.</w:t>
-      </w:r>
-    </w:p>
-    <w:p>
-      <w:r>
+      <w:r>
+        <w:t xml:space="preserve">: elenca tutte le dipendenze Python necessarie per l’esecuzione del </w:t>
+      </w:r>
+      <w:proofErr w:type="spellStart"/>
+      <w:r>
+        <w:t>backend</w:t>
+      </w:r>
+      <w:proofErr w:type="spellEnd"/>
+      <w:r>
+        <w:t xml:space="preserve">, installabili tramite </w:t>
+      </w:r>
+      <w:proofErr w:type="spellStart"/>
+      <w:r>
+        <w:t>pip</w:t>
+      </w:r>
+      <w:proofErr w:type="spellEnd"/>
+      <w:r>
+        <w:t>.</w:t>
+      </w:r>
+      <w:r>
+        <w:t xml:space="preserve"> </w:t>
+      </w:r>
+      <w:r>
+        <w:rPr>
+          <w:b/>
+          <w:bCs/>
+        </w:rPr>
         <w:t>requirementsAi.txt</w:t>
       </w:r>
-    </w:p>
-    <w:p>
-      <w:r>
-        <w:t xml:space="preserve">File aggiuntivo per le dipendenze legate a </w:t>
-      </w:r>
-      <w:r>
-        <w:t>funzionalità</w:t>
-      </w:r>
-      <w:r>
-        <w:t xml:space="preserve"> di intelligenza artificiale, come moduli NLP o LLM.</w:t>
-      </w:r>
-    </w:p>
-    <w:p>
-      <w:r>
+      <w:r>
+        <w:t>: file separato pensato per gestire in modo indipendente le librerie legate all’intelligenza artificiale (moduli NLP, LLM, ecc.).</w:t>
+      </w:r>
+      <w:r>
+        <w:t xml:space="preserve"> </w:t>
+      </w:r>
+      <w:r>
+        <w:rPr>
+          <w:b/>
+          <w:bCs/>
+        </w:rPr>
         <w:t>README.md</w:t>
       </w:r>
-    </w:p>
-    <w:p>
-      <w:r>
-        <w:t>File di documentazione pensato per GitHub. Spiega le finalità del progetto, come installarlo ed eseguirlo, e le tecnologie usate.</w:t>
-      </w:r>
-    </w:p>
-    <w:p/>
-    <w:p/>
-    <w:p>
-      <w:r>
+      <w:r>
+        <w:t>: documentazione dettagliata pensata per GitHub, dove si spiegano obiettivi del progetto, tecnologie utilizzate, e istruzioni per l’installazione ed esecuzione.</w:t>
+      </w:r>
+      <w:r>
+        <w:t xml:space="preserve"> </w:t>
+      </w:r>
+      <w:r>
+        <w:rPr>
+          <w:b/>
+          <w:bCs/>
+        </w:rPr>
         <w:t>README.txt</w:t>
       </w:r>
-    </w:p>
-    <w:p>
-      <w:r>
-        <w:t>Versione alternativa o semplificata del README, pensata per lettura rapida offline o per i revisori del progetto</w:t>
+      <w:r>
+        <w:t>: versione semplificata e leggibile offline, pensata per una consultazione rapida da parte di revisori o utenti meno tecnici.</w:t>
       </w:r>
     </w:p>
     <w:sectPr>
